--- a/Relatorio_Final.docx
+++ b/Relatorio_Final.docx
@@ -802,6 +802,8 @@
           <w:tab w:val="clear" w:pos="8222"/>
         </w:tabs>
       </w:pPr>
+      <w:bookmarkStart w:id="7" w:name="_GoBack"/>
+      <w:bookmarkEnd w:id="7"/>
       <w:r>
         <w:rPr>
           <w:lang w:val="pt-PT"/>
@@ -830,7 +832,7 @@
         <w:rPr>
           <w:lang w:val="pt-PT"/>
         </w:rPr>
-        <w:instrText xml:space="preserve"> HYPERLINK \l _Toc31943 </w:instrText>
+        <w:instrText xml:space="preserve"> HYPERLINK \l _Toc23960 </w:instrText>
       </w:r>
       <w:r>
         <w:rPr>
@@ -859,7 +861,7 @@
         <w:fldChar w:fldCharType="begin"/>
       </w:r>
       <w:r>
-        <w:instrText xml:space="preserve"> PAGEREF _Toc31943 \h </w:instrText>
+        <w:instrText xml:space="preserve"> PAGEREF _Toc23960 \h </w:instrText>
       </w:r>
       <w:r>
         <w:fldChar w:fldCharType="separate"/>
@@ -896,7 +898,7 @@
         <w:rPr>
           <w:lang w:val="pt-PT"/>
         </w:rPr>
-        <w:instrText xml:space="preserve"> HYPERLINK \l _Toc17519 </w:instrText>
+        <w:instrText xml:space="preserve"> HYPERLINK \l _Toc25708 </w:instrText>
       </w:r>
       <w:r>
         <w:rPr>
@@ -918,7 +920,7 @@
         <w:fldChar w:fldCharType="begin"/>
       </w:r>
       <w:r>
-        <w:instrText xml:space="preserve"> PAGEREF _Toc17519 \h </w:instrText>
+        <w:instrText xml:space="preserve"> PAGEREF _Toc25708 \h </w:instrText>
       </w:r>
       <w:r>
         <w:fldChar w:fldCharType="separate"/>
@@ -955,7 +957,7 @@
         <w:rPr>
           <w:lang w:val="pt-PT"/>
         </w:rPr>
-        <w:instrText xml:space="preserve"> HYPERLINK \l _Toc17232 </w:instrText>
+        <w:instrText xml:space="preserve"> HYPERLINK \l _Toc27562 </w:instrText>
       </w:r>
       <w:r>
         <w:rPr>
@@ -1011,7 +1013,7 @@
         <w:fldChar w:fldCharType="begin"/>
       </w:r>
       <w:r>
-        <w:instrText xml:space="preserve"> PAGEREF _Toc17232 \h </w:instrText>
+        <w:instrText xml:space="preserve"> PAGEREF _Toc27562 \h </w:instrText>
       </w:r>
       <w:r>
         <w:fldChar w:fldCharType="separate"/>
@@ -1048,7 +1050,7 @@
         <w:rPr>
           <w:lang w:val="pt-PT"/>
         </w:rPr>
-        <w:instrText xml:space="preserve"> HYPERLINK \l _Toc10194 </w:instrText>
+        <w:instrText xml:space="preserve"> HYPERLINK \l _Toc9965 </w:instrText>
       </w:r>
       <w:r>
         <w:rPr>
@@ -1104,7 +1106,7 @@
         <w:fldChar w:fldCharType="begin"/>
       </w:r>
       <w:r>
-        <w:instrText xml:space="preserve"> PAGEREF _Toc10194 \h </w:instrText>
+        <w:instrText xml:space="preserve"> PAGEREF _Toc9965 \h </w:instrText>
       </w:r>
       <w:r>
         <w:fldChar w:fldCharType="separate"/>
@@ -1141,7 +1143,7 @@
         <w:rPr>
           <w:lang w:val="pt-PT"/>
         </w:rPr>
-        <w:instrText xml:space="preserve"> HYPERLINK \l _Toc28365 </w:instrText>
+        <w:instrText xml:space="preserve"> HYPERLINK \l _Toc21915 </w:instrText>
       </w:r>
       <w:r>
         <w:rPr>
@@ -1204,7 +1206,7 @@
         <w:fldChar w:fldCharType="begin"/>
       </w:r>
       <w:r>
-        <w:instrText xml:space="preserve"> PAGEREF _Toc28365 \h </w:instrText>
+        <w:instrText xml:space="preserve"> PAGEREF _Toc21915 \h </w:instrText>
       </w:r>
       <w:r>
         <w:fldChar w:fldCharType="separate"/>
@@ -1241,7 +1243,7 @@
         <w:rPr>
           <w:lang w:val="pt-PT"/>
         </w:rPr>
-        <w:instrText xml:space="preserve"> HYPERLINK \l _Toc13450 </w:instrText>
+        <w:instrText xml:space="preserve"> HYPERLINK \l _Toc28127 </w:instrText>
       </w:r>
       <w:r>
         <w:rPr>
@@ -1290,9 +1292,9 @@
       <w:r>
         <w:rPr>
           <w:rFonts w:hint="default"/>
-          <w:lang w:val="pt-BR"/>
-        </w:rPr>
-        <w:t>f</w:t>
+          <w:lang w:val="pt-PT"/>
+        </w:rPr>
+        <w:t>F</w:t>
       </w:r>
       <w:r>
         <w:t>ormulários, Validação e Testes</w:t>
@@ -1304,7 +1306,7 @@
         <w:fldChar w:fldCharType="begin"/>
       </w:r>
       <w:r>
-        <w:instrText xml:space="preserve"> PAGEREF _Toc13450 \h </w:instrText>
+        <w:instrText xml:space="preserve"> PAGEREF _Toc28127 \h </w:instrText>
       </w:r>
       <w:r>
         <w:fldChar w:fldCharType="separate"/>
@@ -1341,7 +1343,7 @@
         <w:rPr>
           <w:lang w:val="pt-PT"/>
         </w:rPr>
-        <w:instrText xml:space="preserve"> HYPERLINK \l _Toc27317 </w:instrText>
+        <w:instrText xml:space="preserve"> HYPERLINK \l _Toc10007 </w:instrText>
       </w:r>
       <w:r>
         <w:rPr>
@@ -1363,7 +1365,7 @@
         <w:fldChar w:fldCharType="begin"/>
       </w:r>
       <w:r>
-        <w:instrText xml:space="preserve"> PAGEREF _Toc27317 \h </w:instrText>
+        <w:instrText xml:space="preserve"> PAGEREF _Toc10007 \h </w:instrText>
       </w:r>
       <w:r>
         <w:fldChar w:fldCharType="separate"/>
@@ -1470,7 +1472,7 @@
         </w:rPr>
         <w:br w:type="textWrapping"/>
       </w:r>
-      <w:bookmarkStart w:id="0" w:name="_Toc31943"/>
+      <w:bookmarkStart w:id="0" w:name="_Toc23960"/>
       <w:r>
         <w:rPr>
           <w:rStyle w:val="47"/>
@@ -1591,7 +1593,7 @@
         </w:rPr>
         <w:br w:type="textWrapping"/>
       </w:r>
-      <w:bookmarkStart w:id="1" w:name="_Toc17519"/>
+      <w:bookmarkStart w:id="1" w:name="_Toc25708"/>
       <w:r>
         <w:rPr>
           <w:rStyle w:val="47"/>
@@ -1608,7 +1610,7 @@
         <w:bidi w:val="0"/>
         <w:jc w:val="left"/>
       </w:pPr>
-      <w:bookmarkStart w:id="2" w:name="_Toc17232"/>
+      <w:bookmarkStart w:id="2" w:name="_Toc27562"/>
       <w:r>
         <w:t>Conceito e Público-Alvo</w:t>
       </w:r>
@@ -1788,7 +1790,7 @@
         <w:bidi w:val="0"/>
         <w:jc w:val="left"/>
       </w:pPr>
-      <w:bookmarkStart w:id="3" w:name="_Toc10194"/>
+      <w:bookmarkStart w:id="3" w:name="_Toc9965"/>
       <w:r>
         <w:t>Identidade Visual e Interface do Utilizador</w:t>
       </w:r>
@@ -1884,7 +1886,7 @@
         <w:bidi w:val="0"/>
         <w:jc w:val="left"/>
       </w:pPr>
-      <w:bookmarkStart w:id="4" w:name="_Toc28365"/>
+      <w:bookmarkStart w:id="4" w:name="_Toc21915"/>
       <w:r>
         <w:rPr>
           <w:rFonts w:hint="default"/>
@@ -2146,13 +2148,13 @@
         <w:bidi w:val="0"/>
         <w:jc w:val="left"/>
       </w:pPr>
-      <w:bookmarkStart w:id="5" w:name="_Toc13450"/>
+      <w:bookmarkStart w:id="5" w:name="_Toc28127"/>
       <w:r>
         <w:rPr>
           <w:rFonts w:hint="default"/>
-          <w:lang w:val="pt-BR"/>
-        </w:rPr>
-        <w:t>f</w:t>
+          <w:lang w:val="pt-PT"/>
+        </w:rPr>
+        <w:t>F</w:t>
       </w:r>
       <w:r>
         <w:t>ormulários, Validação e Testes</w:t>
@@ -2217,16 +2219,7 @@
           <w:b w:val="0"/>
           <w:sz w:val="24"/>
         </w:rPr>
-        <w:t>- Edição e eliminação de registos da base de dados (ex: apagar um c</w:t>
-      </w:r>
-      <w:bookmarkStart w:id="7" w:name="_GoBack"/>
-      <w:bookmarkEnd w:id="7"/>
-      <w:r>
-        <w:rPr>
-          <w:b w:val="0"/>
-          <w:sz w:val="24"/>
-        </w:rPr>
-        <w:t>omentário ou reserva);</w:t>
+        <w:t>- Edição e eliminação de registos da base de dados (ex: apagar um comentário ou reserva);</w:t>
       </w:r>
       <w:r>
         <w:rPr>
@@ -2320,7 +2313,7 @@
           <w:lang w:val="pt-BR"/>
         </w:rPr>
       </w:pPr>
-      <w:bookmarkStart w:id="6" w:name="_Toc27317"/>
+      <w:bookmarkStart w:id="6" w:name="_Toc10007"/>
       <w:r>
         <w:rPr>
           <w:rStyle w:val="47"/>
@@ -3106,7 +3099,7 @@
     <w:lsdException w:qFormat="1" w:unhideWhenUsed="0" w:uiPriority="0" w:semiHidden="0" w:name="Title"/>
     <w:lsdException w:uiPriority="0" w:name="Closing"/>
     <w:lsdException w:uiPriority="0" w:name="Signature"/>
-    <w:lsdException w:uiPriority="1" w:semiHidden="0" w:name="Default Paragraph Font"/>
+    <w:lsdException w:qFormat="1" w:uiPriority="1" w:semiHidden="0" w:name="Default Paragraph Font"/>
     <w:lsdException w:qFormat="1" w:unhideWhenUsed="0" w:uiPriority="0" w:semiHidden="0" w:name="Body Text"/>
     <w:lsdException w:uiPriority="0" w:name="Body Text Indent"/>
     <w:lsdException w:uiPriority="0" w:name="List Continue"/>
@@ -3144,7 +3137,7 @@
     <w:lsdException w:uiPriority="0" w:name="HTML Sample"/>
     <w:lsdException w:uiPriority="0" w:name="HTML Typewriter"/>
     <w:lsdException w:uiPriority="0" w:name="HTML Variable"/>
-    <w:lsdException w:uiPriority="99" w:name="Normal Table"/>
+    <w:lsdException w:qFormat="1" w:uiPriority="99" w:name="Normal Table"/>
     <w:lsdException w:uiPriority="0" w:name="annotation subject"/>
     <w:lsdException w:uiPriority="0" w:name="Table Simple 1"/>
     <w:lsdException w:uiPriority="0" w:name="Table Simple 2"/>
@@ -3432,12 +3425,14 @@
   <w:style w:type="character" w:default="1" w:styleId="14">
     <w:name w:val="Default Paragraph Font"/>
     <w:unhideWhenUsed/>
+    <w:qFormat/>
     <w:uiPriority w:val="1"/>
   </w:style>
   <w:style w:type="table" w:default="1" w:styleId="15">
     <w:name w:val="Normal Table"/>
     <w:semiHidden/>
     <w:unhideWhenUsed/>
+    <w:qFormat/>
     <w:uiPriority w:val="99"/>
     <w:tblPr>
       <w:tblCellMar>
@@ -4702,10 +4697,6 @@
 </file>
 
 <file path=customXml/item2.xml><?xml version="1.0" encoding="utf-8"?>
-<b:Sources xmlns:b="http://schemas.openxmlformats.org/officeDocument/2006/bibliography" xmlns="http://schemas.openxmlformats.org/officeDocument/2006/bibliography" SelectedStyle="\APA.XSL" StyleName="APA"/>
-</file>
-
-<file path=customXml/item3.xml><?xml version="1.0" encoding="utf-8"?>
 <MENU label="Campos" version="1">
   <NODE label="Novo Registo" type="NewCard" replaceValue="false">
     <FIELD label="Nº de Registo">
@@ -6759,6 +6750,10 @@
 </MENU>
 </file>
 
+<file path=customXml/item3.xml><?xml version="1.0" encoding="utf-8"?>
+<b:Sources xmlns:b="http://schemas.openxmlformats.org/officeDocument/2006/bibliography" xmlns="http://schemas.openxmlformats.org/officeDocument/2006/bibliography" SelectedStyle="\APA.XSL" StyleName="APA"/>
+</file>
+
 <file path=customXml/itemProps1.xml><?xml version="1.0" encoding="utf-8"?>
 <ds:datastoreItem xmlns:ds="http://schemas.openxmlformats.org/officeDocument/2006/customXml" ds:itemID="{B1977F7D-205B-4081-913C-38D41E755F92}">
   <ds:schemaRefs>
@@ -6768,13 +6763,13 @@
 </file>
 
 <file path=customXml/itemProps2.xml><?xml version="1.0" encoding="utf-8"?>
-<ds:datastoreItem xmlns:ds="http://schemas.openxmlformats.org/officeDocument/2006/customXml" ds:itemID="{9C81E636-3C40-482D-90A1-E43BA2AD15EC}">
+<ds:datastoreItem xmlns:ds="http://schemas.openxmlformats.org/officeDocument/2006/customXml" ds:itemID="{2D814F27-84DA-4275-A77C-CF0AC476FEDB}">
   <ds:schemaRefs/>
 </ds:datastoreItem>
 </file>
 
 <file path=customXml/itemProps3.xml><?xml version="1.0" encoding="utf-8"?>
-<ds:datastoreItem xmlns:ds="http://schemas.openxmlformats.org/officeDocument/2006/customXml" ds:itemID="{2D814F27-84DA-4275-A77C-CF0AC476FEDB}">
+<ds:datastoreItem xmlns:ds="http://schemas.openxmlformats.org/officeDocument/2006/customXml" ds:itemID="{9C81E636-3C40-482D-90A1-E43BA2AD15EC}">
   <ds:schemaRefs/>
 </ds:datastoreItem>
 </file>